--- a/example_articles/countries/Japan/1.countries_Japan_New_York_Times.docx
+++ b/example_articles/countries/Japan/1.countries_Japan_New_York_Times.docx
@@ -27,17 +27,17 @@
     </w:p>
     <w:p>
       <w:r>
-        <w:t>Source File: NYT/42.DOCX</w:t>
+        <w:t>Source file: NYT/42.DOCX</w:t>
       </w:r>
     </w:p>
     <w:p>
       <w:r>
-        <w:t>Raw locations result: ['Japan']</w:t>
+        <w:t>Raw locations result, 'locations': ['Japan']</w:t>
       </w:r>
     </w:p>
     <w:p>
       <w:r>
-        <w:t>countries_stand_flat (Standardized): Japan</w:t>
+        <w:t>Standardized locations result, 'countries_stand_flat': Japan</w:t>
       </w:r>
     </w:p>
     <w:p>

--- a/example_articles/countries/Japan/1.countries_Japan_New_York_Times.docx
+++ b/example_articles/countries/Japan/1.countries_Japan_New_York_Times.docx
@@ -7,7 +7,9 @@
         <w:pStyle w:val="Heading1"/>
       </w:pPr>
       <w:r>
-        <w:t>19 Injured as Student Sprays Acid in High School</w:t>
+        <w:t>EDUCATION;</w:t>
+        <w:br/>
+        <w:t>City U.'s Newest Campus Is in Japan</w:t>
       </w:r>
     </w:p>
     <w:p>
@@ -17,17 +19,17 @@
     </w:p>
     <w:p>
       <w:r>
-        <w:t>Date: 1993-11-20</w:t>
+        <w:t>Date: 1990-05-02</w:t>
       </w:r>
     </w:p>
     <w:p>
       <w:r>
-        <w:t>Section: Section 1;; Section 1; Page 23; Column 2; Metropolitan Desk; Column 2;</w:t>
+        <w:t>Section: Section B; Page 7, Column 3; National Desk</w:t>
       </w:r>
     </w:p>
     <w:p>
       <w:r>
-        <w:t>Source file: NYT/42.DOCX</w:t>
+        <w:t>Source file: NYT/36.DOCX</w:t>
       </w:r>
     </w:p>
     <w:p>
@@ -49,55 +51,37 @@
     </w:p>
     <w:p>
       <w:r>
-        <w:t>A 17-year-old girl who a friend said had been bullied by other girls for a year sprayed highly corrosive sulfuric acid in a crowded hallway at a Queens high school yesterday, critically burning an assistant principal and inflicting less severe burns on a security guard and 16 students, the police said.</w:t>
+        <w:t>The latest campus of the City University of New York sits on a mountaintop in Japan. The branch opened this month in Chiyoda, a suburb about 25 miles southwest of Hiroshima.</w:t>
         <w:br/>
-        <w:t>Pandemonium erupted in the second-floor hallway at Springfield Gardens High School in Springfield Gardens shortly after 10:30 A.M., the police said, as the girl showered the faces, necks, arms and hands of the victims by repeatedly pumping the trigger of an acid-filled plastic spray bottle.</w:t>
+        <w:t>The $50 million campus on 37 acres is being built and paid for entirely by Japanese investors. It will primarily serve Japanese students, but its academic program was developed and will be administered by Herbert H. Lehman College in the Bronx, part of the City University.</w:t>
         <w:br/>
-        <w:t>In the confusion and despite her own burns, a security guard subdued and disarmed the assailant, identified as Andrea Henry, of 230th Place in Springfield Gardens. Ms. Henry, a senior at the school, who also was splashed with the acid, was treated for minor burns and was charged with assault.</w:t>
+        <w:t>''They wanted an American-style college in Japan, one that emphasizes flexibility, creativity and problem-solving,'' rather than the more rigid, rote-style learning favored by Japanese educators, said Emita B. Hill, vice president of institutional advancement at Lehman.</w:t>
         <w:br/>
-        <w:t>The assistant principal, Yves Joseph Charles, 43, suffered the worst of the acid attack -- second-degree burns of the face, neck and both arms -- as he tried to intervene, officials said. He was rushed to the burn center of Nassau County Medical Center in East Meadow, L.I., and was in critical but stable condition last night with burns over 8 percent of his body.</w:t>
+        <w:t>Lehman College is the latest of four American colleges to establish a branch campus in Japan, joining Temple University of Philadelphia, the University of Nevada at Reno and Southern Illinois University. The Minnesota State University system is scheduled to open a campus in Japan next month.</w:t>
         <w:br/>
         <w:t xml:space="preserve"> </w:t>
         <w:br/>
-        <w:t>Burns Everywhere</w:t>
+        <w:t>Something Special to Offer</w:t>
         <w:br/>
-        <w:t xml:space="preserve"> The 16 injured students and the security guard, Toshiko O'Neal, sustained burns on faces, arms, hands, backs and necks. They were taken to various hospitals, including Long Island Jewish Medical Center, Mary Immaculate Hospital and the Nassau County Medical Center, and were treated and released. A school nurse suffered minor burns trying to help the others and refused aid.</w:t>
+        <w:t>Officials at City Universityy say Lehman has something special to offer the Japanese: a wealth of experience in teaching students for whom English is a second language.</w:t>
         <w:br/>
-        <w:t>The acid -- identified at first only as a caustic substance -- was analyzed by the city's Department of Environmental Protection. A spokesman, Ian Michaels, said later that "pure sulfuric acid" had been sprayed from an 8-ounce plastic bottle that contained 6 ounces when recovered after the attack. He called it "very, very corrosive," saying it could eat through glass and metal and might have burned its container, but may not have been in it long enough to do so.</w:t>
+        <w:t>''We admit a lot of students with very little English at Lehman,'' said Robert Carling, an English professor and director of the Bronx office of CUNY-Lehman at Hiroshima. ''There's no other college I know that could go into Japan this quickly and be so ready.''</w:t>
         <w:br/>
-        <w:t>The police said it was not clear where the girl had obtained the sulfuric acid, a colorless liquid that is used in making dyes and paints and is among the most corrosive of all acids. School officials could not say whether the school's chemistry laboratory could have been the source.</w:t>
+        <w:t>Negotiations for the campus began about a year and a half ago when a representative of Japan's Association for Cultural Exchange, on behalf of a millionaire businessman, Tatsuo Tanaka, approached Lehman College officials about creating a Japanese twin to the 37-acre Bronx campus. After several months of discussions, Mr. Tanaka and City University officals reached agreement, but construction started in Chiyoda even before the agreement was approved by the City University's Board of Trustees in January. A six-story academic building, three dormitories and athletic facilities are being built.</w:t>
         <w:br/>
-        <w:t>Officer Merri Pearsall, a police spokeswoman, said "an ongoing dispute" between the assailant and another girl -- a dispute whose nature had not been determined -- had prompted the attack. But a friend and classmate of Ms. Henry said that a large group of girls who had bullied Ms. Henry for more than a year had set upon her just before the attack.</w:t>
-        <w:br/>
-        <w:t>"While she was going to her class, they jumped her all at once," said the friend, who declined to give her name but said she was a classmate and knew Ms. Henry well. "They started it. She wouldn't look for trouble because she's real quiet."</w:t>
+        <w:t>Mr. Tanaka, who is president of the Nihon Anaen Kizai Company Ltd., a manufacturer of road construction signs, put up most of the money to build the campus, Professor Carling said. In return for its educational expertise, Lehman will receive $3.5 million from Mr. Tanaka over the next six years.</w:t>
         <w:br/>
         <w:t xml:space="preserve"> </w:t>
         <w:br/>
-        <w:t>'Wasn't Looking for a Fight'</w:t>
+        <w:t>'An Extraordinary Opportunity'</w:t>
         <w:br/>
-        <w:t xml:space="preserve"> The friend said she saw Ms. Henry before the start of classes yesterday and that she had not seemed upset. Ms. Henry, she said, was wearing a white blouse, a black vest and pants and high-heeled shoes. "She was dressed like she was going on a job interview, not for a fight," she said.</w:t>
+        <w:t>In the first year, about half the 30-member faculty in Chiyoda will be from Lehman, and a few Lehman college students will be granted scholarships to study in Japan for a semester. ''For poor, minority and working-class students this represents an extraordinary opportunity,'' Professor Hill said.</w:t>
         <w:br/>
-        <w:t>She described Ms. Henry as an independent teen-ager, who avoided cliques and favored the company of close friends. She said Ms. Henry was looking for a part-time job and was concerned about her future. "She wasn't looking for a fight because she'd be suspended and couldn't graduate," the friend said.</w:t>
+        <w:t>CUNY-Lehman at Hiroshima enrolled 300 students for the spring semester that began in April; a total enrollment of 1,200 Japanese students is planned. The campus will follow the traditional Japanese academic calendar, with the first semester ending about July 31 and the second semester beginning in mid-September and concluding at the end of January.</w:t>
         <w:br/>
-        <w:t>Members of Ms. Henry's family last night expressed shock and skepticism over the allegations. They described her as a quiet, well-behaved person and a good student who intended to go to college next year and even took night classes at Jamaica High School to insure that she would graduate in June.</w:t>
+        <w:t>The Japanese campus will offer the same core curriculum as the Bronx campus, including natural sciences, social sciences, humanities, computer science and English as a second language. All classes will be in English. After the two-year program, the Japanese students will be eligible to complete their degrees at Lehman or at another City University campus.</w:t>
         <w:br/>
-        <w:t>"She's a very well-behaved girl," her grandfather, Herbert Henry, said. He said Ms. Henry, who lives with her father and paternal grandparents, came to the United States from Jamaica about 10 years ago and grew up in Springfield Gardens, a working-class area of one-family homes and garden apartments.</w:t>
-        <w:br/>
-        <w:t xml:space="preserve"> </w:t>
-        <w:br/>
-        <w:t>School Has Had Problems</w:t>
-        <w:br/>
-        <w:t xml:space="preserve"> Springfield Gardens High School, a sprawling three-story brick building at 143-10 Springfield Boulevard, has 2,600 students. It has been the scene of fist and knife fights and more than its share of student shootings in recent years. Because of its record, it is one of 40 public high schools in New York City where metal detectors are employed five days a week.</w:t>
-        <w:br/>
-        <w:t>An assistant principal, William Burke, visited Mr. Charles at Nassau County Medical Center late yesterday and later declined to discuss the incident, except to call it unfortunate.</w:t>
-        <w:br/>
-        <w:br/>
-        <w:t>Graphic</w:t>
-        <w:br/>
-        <w:br/>
-        <w:t xml:space="preserve"> </w:t>
-        <w:br/>
-        <w:t>Map of Queens showing location of Springfield Gardens High School. (pg. 25)</w:t>
+        <w:t>In Japan, where about 30 percent of the high school graduates go to college, as against about 50 percent in the United States, the school may be an option for students excluded from the highly competitive Japanese system, Professor Carling said. The Japanese students will pay an entrance fee of $1,113, plus tuition of $1,621 a year and nearly $500 in examination and facility fees annually. Room and board will be extra.</w:t>
       </w:r>
     </w:p>
     <w:sectPr>

--- a/example_articles/countries/Japan/1.countries_Japan_New_York_Times.docx
+++ b/example_articles/countries/Japan/1.countries_Japan_New_York_Times.docx
@@ -7,9 +7,7 @@
         <w:pStyle w:val="Heading1"/>
       </w:pPr>
       <w:r>
-        <w:t>EDUCATION;</w:t>
-        <w:br/>
-        <w:t>City U.'s Newest Campus Is in Japan</w:t>
+        <w:t>Female Parts</w:t>
       </w:r>
     </w:p>
     <w:p>
@@ -19,17 +17,17 @@
     </w:p>
     <w:p>
       <w:r>
-        <w:t>Date: 1990-05-02</w:t>
+        <w:t>Date: 2020-04-26</w:t>
       </w:r>
     </w:p>
     <w:p>
       <w:r>
-        <w:t>Section: Section B; Page 7, Column 3; National Desk</w:t>
+        <w:t>Section: Section BR; Column 0; Book Review Desk; Pg. 11; FICTION</w:t>
       </w:r>
     </w:p>
     <w:p>
       <w:r>
-        <w:t>Source file: NYT/36.DOCX</w:t>
+        <w:t>Source file: NYT/12.DOCX</w:t>
       </w:r>
     </w:p>
     <w:p>
@@ -51,37 +49,50 @@
     </w:p>
     <w:p>
       <w:r>
-        <w:t>The latest campus of the City University of New York sits on a mountaintop in Japan. The branch opened this month in Chiyoda, a suburb about 25 miles southwest of Hiroshima.</w:t>
+        <w:t>BREASTS AND EGGS By Mieko Kawakami</w:t>
         <w:br/>
-        <w:t>The $50 million campus on 37 acres is being built and paid for entirely by Japanese investors. It will primarily serve Japanese students, but its academic program was developed and will be administered by Herbert H. Lehman College in the Bronx, part of the City University.</w:t>
+        <w:t xml:space="preserve">For decades, Haruki Murakami defined contemporary Japanese literature for the Anglophone reader. In such bona fide masterpieces as ''The Wind-Up Bird Chronicle'' and ''A Wild Sheep Chase,'' the author created a surreal world of talking sheep and lost cats, jazz bars and manic pixie dream girls. </w:t>
         <w:br/>
-        <w:t>''They wanted an American-style college in Japan, one that emphasizes flexibility, creativity and problem-solving,'' rather than the more rigid, rote-style learning favored by Japanese educators, said Emita B. Hill, vice president of institutional advancement at Lehman.</w:t>
+        <w:t xml:space="preserve">  But in the decades since the publication of those novels, Murakami's tropes haven't always aged well. In particular, his depictions of women have seemed, at least to some of us, troublingly thin. As his oeuvre kept proliferating, it sometimes felt as if the Murakami machine were eating up what limited oxygen there was for Japanese fiction in translation.</w:t>
         <w:br/>
-        <w:t>Lehman College is the latest of four American colleges to establish a branch campus in Japan, joining Temple University of Philadelphia, the University of Nevada at Reno and Southern Illinois University. The Minnesota State University system is scheduled to open a campus in Japan next month.</w:t>
+        <w:t xml:space="preserve">  Thankfully, of late, a number of female writers have stepped out from the Murakami shadow and into English translation. Long acclaimed in Japan, they arrive here festooned with prizes and critical relevance. We are seeing the emergence of an alternate lineage, an entirely female canon, that reaches back to the postwar period even as it builds in the present.</w:t>
+        <w:br/>
+        <w:t xml:space="preserve">  Recent translations have brought us work from established greats: Yuko Tsushima (''Territory of Light''), Yoko Tawada (''The Emissary''), Yoko Ogawa (''The Memory Police'') and Hiromi Kawakami (''The Ten Loves of Nishino''). Then there's the current generation of young writers, a fearsomely talented group that includes Sayaka Murata (''Convenience Store Woman''), Yukiko Motoya (''The Lonesome Bodybuilder''), Hiroko Oyamada (''The Factory'') and now Mieko Kawakami, with ''Breasts and Eggs,'' her first novel to be translated into English.</w:t>
+        <w:br/>
+        <w:t xml:space="preserve">  In Japan, Kawakami (no relation to Hiromi Kawakami) is already a literary sensation. Like Murakami -- who has enthusiastically endorsed her work -- she too has a loose and colloquial style. But unlike her forebear, Kawakami writes with a bracing lack of sentimentality, particularly when describing the lives of women. One character terms her mother ''free labor'' with a vagina. The narrator, Natsu, a writer, says sex with her former boyfriend felt ''like somebody had slipped a black bag over my head.''</w:t>
+        <w:br/>
+        <w:t xml:space="preserve">  Focusing almost exclusively on female characters and spaces, ''Breasts and Eggs'' often made me think of Tsushima's ''Territory of Light.'' Although tonally distinct, both novels describe single working-class motherhood and small urban apartments in unflinching detail. Writing 30 years apart, both authors reveal the ways in which those circumstances in turn shape the inner lives of their characters.</w:t>
+        <w:br/>
+        <w:t xml:space="preserve">  ''Breasts and Eggs'' underlines this connection by placing the female form at its center. Kawakami writes with unsettling precision about the body -- its discomforts, its appetites, its smells and secretions. And she is especially good at capturing its longings, those in this novel being at once obsessive and inchoate, and in one way or another about transformation.</w:t>
+        <w:br/>
+        <w:t xml:space="preserve">  In the novel's first part, Natsu's sister, Makiko, has traveled to Tokyo from Osaka to consult a doctor about breast augmentation. It's a subject Makiko has deeply researched, and she expounds at length about surgical procedures, outcomes, concerns: '''You see the part about the fat injections?' she asked. 'The only reason they say they're safe is because the fat comes from your own body, but they still have to open all these holes in you.'''</w:t>
+        <w:br/>
+        <w:t xml:space="preserve">  That singular focus on cosmetics is questioned not only by Natsu but also by Makiko's daughter, Midoriko, who is herself going through puberty, its series of bodily changes leaving her both mute and enraged. Natsu starts to see her sister differently, as an object of pity. ''It actually made me sad,'' she says. ''It was the same feeling you get at a train station, or in a hospital, or on the street, when you stop at a safe distance away from someone who can't seem to help but talk and talk, whether or not anyone is there to listen.''</w:t>
+        <w:br/>
+        <w:t xml:space="preserve">  Cut to the second part of the novel, and it's Natsu who's in the grips of her own obsession. Single and desperate to have a child, she enters the labyrinthine bureaucracy of sperm donation. The process thrusts her into psychological isolation from her loved ones (she hesitates to discuss her desire for motherhood with family or acquaintances, lest they react to her the way she did to Makiko's surgery) and from society at large (she's a single woman exploring sperm donation in a culture where that is far from the norm).</w:t>
+        <w:br/>
+        <w:t xml:space="preserve">  ''Breasts and Eggs'' was originally published in Japan as a novella in 2008, before Kawakami expanded it for this current edition. Book 1, which takes place over a handful of days as Makiko and her daughter visit Natsu, has the feel of a stand-alone work. This effect is partially temporal and partially tonal: Here, Natsu possesses some level of certainty, at least about Makiko's mania and what it says about female identity.</w:t>
+        <w:br/>
+        <w:t xml:space="preserve">  In Book 2 Natsu is far more uncertain, as she turns to her own desires and struggles with whether or not to honor them. It's here that the novel releases the narrative tightness of its first half and becomes increasingly discursive: ''If I tried to delve below the surface, my thoughts dispersed,'' she thinks, pouring herself a glass of whiskey as she reads about infertility. ''All the books and blogs catered to couples. What about the rest of us, who were alone and planned to stay that way? Who has the right to have a child? Does not having a partner or not wanting to have sex nullify this right?''</w:t>
+        <w:br/>
+        <w:t xml:space="preserve">  Kawakami's prose is supple and casual, unbothered with the kinds of sentences routinely described as ''luminous.'' But into these stretches of plain speech she regularly drops phrases that made me giddy with pleasure. Natsu's fridge is stocked so sparely and haphazardly it ''looked like a lost and found for condiments.'' Meanwhile, outside, ''spring came and went, like someone opening the door to an empty room only to slam it shut again.''</w:t>
+        <w:br/>
+        <w:t xml:space="preserve">  Osaka haunts the novel, in Natsu's memories of its landscape and cuisine, but above all in Kawakami's use of its regional dialect, Osaka-ben. I grew up hearing my father speak in dialect whenever he was with a fellow Osakan. In those moments, I heard the incredible elasticity of the Japanese language -- maybe of all language -- the way its rhythms can suddenly realign, its tones shift. The politesse that I tended to associate with traditional Japanese disappeared into a language that was raucous and full of swagger.</w:t>
+        <w:br/>
+        <w:t xml:space="preserve">  Throughout the skillful translation by Sam Bett and David Boyd, we get indications of this code switching, and at one point Natsu's novelist friend Rika riffs on the relationship between a narrative and its idiom: ''The real thing, the real Osaka dialect, isn't even about communicating,'' she says. ''It's a contest. Somehow, you're both in the audience and on the stage. ... Language is always art, but in order to achieve its highest form, the language itself -- intonation, grammar, speed, everything -- had to mutate over time.''</w:t>
+        <w:br/>
+        <w:t xml:space="preserve">  ''Breasts and Eggs'' is about this kind of mutation, this irrepressibility. What exactly is so wrong about Makiko wanting breast implants? For Natsu, it's the shamelessness of her sister's fixation that's so alienating. But that shamelessness is also what gives Makiko's desire -- and eventually Natsu's as well -- its dignity. Its brazenness, its unruliness, its full expression. That's radical -- and not just in Japan.Katie Kitamura is the author, most recently, of ''A Separation.''BREASTS AND EGGSBy Mieko KawakamiTranslated by Sam Bett and David Boyd448 pp. Europa Editions. Paper, $15.99.</w:t>
+        <w:br/>
+        <w:br/>
+        <w:t>https://www.nytimes.com/2020/04/07/books/review/breasts-and-eggs-mieko-kawakami.html</w:t>
+        <w:br/>
+        <w:br/>
+        <w:t>Graphic</w:t>
+        <w:br/>
         <w:br/>
         <w:t xml:space="preserve"> </w:t>
         <w:br/>
-        <w:t>Something Special to Offer</w:t>
-        <w:br/>
-        <w:t>Officials at City Universityy say Lehman has something special to offer the Japanese: a wealth of experience in teaching students for whom English is a second language.</w:t>
-        <w:br/>
-        <w:t>''We admit a lot of students with very little English at Lehman,'' said Robert Carling, an English professor and director of the Bronx office of CUNY-Lehman at Hiroshima. ''There's no other college I know that could go into Japan this quickly and be so ready.''</w:t>
-        <w:br/>
-        <w:t>Negotiations for the campus began about a year and a half ago when a representative of Japan's Association for Cultural Exchange, on behalf of a millionaire businessman, Tatsuo Tanaka, approached Lehman College officials about creating a Japanese twin to the 37-acre Bronx campus. After several months of discussions, Mr. Tanaka and City University officals reached agreement, but construction started in Chiyoda even before the agreement was approved by the City University's Board of Trustees in January. A six-story academic building, three dormitories and athletic facilities are being built.</w:t>
-        <w:br/>
-        <w:t>Mr. Tanaka, who is president of the Nihon Anaen Kizai Company Ltd., a manufacturer of road construction signs, put up most of the money to build the campus, Professor Carling said. In return for its educational expertise, Lehman will receive $3.5 million from Mr. Tanaka over the next six years.</w:t>
-        <w:br/>
-        <w:t xml:space="preserve"> </w:t>
-        <w:br/>
-        <w:t>'An Extraordinary Opportunity'</w:t>
-        <w:br/>
-        <w:t>In the first year, about half the 30-member faculty in Chiyoda will be from Lehman, and a few Lehman college students will be granted scholarships to study in Japan for a semester. ''For poor, minority and working-class students this represents an extraordinary opportunity,'' Professor Hill said.</w:t>
-        <w:br/>
-        <w:t>CUNY-Lehman at Hiroshima enrolled 300 students for the spring semester that began in April; a total enrollment of 1,200 Japanese students is planned. The campus will follow the traditional Japanese academic calendar, with the first semester ending about July 31 and the second semester beginning in mid-September and concluding at the end of January.</w:t>
-        <w:br/>
-        <w:t>The Japanese campus will offer the same core curriculum as the Bronx campus, including natural sciences, social sciences, humanities, computer science and English as a second language. All classes will be in English. After the two-year program, the Japanese students will be eligible to complete their degrees at Lehman or at another City University campus.</w:t>
-        <w:br/>
-        <w:t>In Japan, where about 30 percent of the high school graduates go to college, as against about 50 percent in the United States, the school may be an option for students excluded from the highly competitive Japanese system, Professor Carling said. The Japanese students will pay an entrance fee of $1,113, plus tuition of $1,621 a year and nearly $500 in examination and facility fees annually. Room and board will be extra.</w:t>
+        <w:t>PHOTO: Mieko Kawakami (PHOTOGRAPH BY WAKABA NODA/TRON)</w:t>
       </w:r>
     </w:p>
     <w:sectPr>
